--- a/04_JobKitAI/output/naukri/TCS_QA_Automation_Engineer_Playwright_Bangalore_Vishnudeep_Jayam.docx
+++ b/04_JobKitAI/output/naukri/TCS_QA_Automation_Engineer_Playwright_Bangalore_Vishnudeep_Jayam.docx
@@ -68,7 +68,7 @@
         </w:rPr>
         <w:t xml:space="preserve">  •  </w:t>
       </w:r>
-      <w:hyperlink w:history="1" r:id="rIdgj6yybnd2nexvi4aiyd6d">
+      <w:hyperlink w:history="1" r:id="rIdcwjejr4epxhpm5ltnhxfk">
         <w:r>
           <w:rPr>
             <w:rFonts w:ascii="Calibri" w:cs="Calibri" w:eastAsia="Calibri" w:hAnsi="Calibri"/>
@@ -160,7 +160,7 @@
           <w:sz w:val="20"/>
           <w:szCs w:val="20"/>
         </w:rPr>
-        <w:t xml:space="preserve"> of experience across UI and API test automation — from tool selection and framework design to script development, suite execution, and defect reporting. </w:t>
+        <w:t xml:space="preserve"> of experience across UI and API test automation — from tool selection and framework design through script development, suite execution, and defect reporting. </w:t>
       </w:r>
       <w:r>
         <w:rPr>
@@ -171,7 +171,7 @@
           <w:highlight w:val="yellow"/>
           <w:highlightCs w:val="yellow"/>
         </w:rPr>
-        <w:t xml:space="preserve">built a Playwright + TypeScript automation framework for web applications and led Cucumber-based automation across Windows, Android, and iOS</w:t>
+        <w:t xml:space="preserve">Built a Playwright + TypeScript automation framework for web applications and led Cucumber-based automation across Windows, Android, and iOS</w:t>
       </w:r>
       <w:r>
         <w:rPr>
@@ -191,7 +191,7 @@
           <w:highlight w:val="yellow"/>
           <w:highlightCs w:val="yellow"/>
         </w:rPr>
-        <w:t xml:space="preserve">delivered cross-platform automation spanning Windows, Android, iOS, and web</w:t>
+        <w:t xml:space="preserve">Managed test case preparation, execution, defect tracking, and status reporting as the QA lead on an automotive infotainment product</w:t>
       </w:r>
       <w:r>
         <w:rPr>
@@ -244,53 +244,19 @@
           <w:color w:val="3D4451"/>
           <w:sz w:val="20"/>
           <w:szCs w:val="20"/>
-        </w:rPr>
-        <w:t xml:space="preserve">Selenium WebDriver · </w:t>
-      </w:r>
-      <w:r>
-        <w:rPr>
-          <w:rFonts w:ascii="Calibri" w:cs="Calibri" w:eastAsia="Calibri" w:hAnsi="Calibri"/>
-          <w:color w:val="3D4451"/>
-          <w:sz w:val="20"/>
-          <w:szCs w:val="20"/>
           <w:highlight w:val="yellow"/>
           <w:highlightCs w:val="yellow"/>
         </w:rPr>
-        <w:t xml:space="preserve">Playwright</w:t>
-      </w:r>
-      <w:r>
-        <w:rPr>
-          <w:rFonts w:ascii="Calibri" w:cs="Calibri" w:eastAsia="Calibri" w:hAnsi="Calibri"/>
-          <w:color w:val="3D4451"/>
-          <w:sz w:val="20"/>
-          <w:szCs w:val="20"/>
-        </w:rPr>
-        <w:t xml:space="preserve"> · Cucumber (BDD) · TestNG · Page Object Model</w:t>
-      </w:r>
-    </w:p>
-    <w:p>
-      <w:pPr>
-        <w:spacing w:after="55" w:line="250"/>
-      </w:pPr>
-      <w:r>
-        <w:rPr>
-          <w:rFonts w:ascii="Calibri" w:cs="Calibri" w:eastAsia="Calibri" w:hAnsi="Calibri"/>
-          <w:b/>
-          <w:bCs/>
-          <w:color w:val="1A1A1A"/>
-          <w:sz w:val="20"/>
-          <w:szCs w:val="20"/>
-        </w:rPr>
-        <w:t xml:space="preserve">Languages  </w:t>
-      </w:r>
-      <w:r>
-        <w:rPr>
-          <w:rFonts w:ascii="Calibri" w:cs="Calibri" w:eastAsia="Calibri" w:hAnsi="Calibri"/>
-          <w:color w:val="3D4451"/>
-          <w:sz w:val="20"/>
-          <w:szCs w:val="20"/>
-        </w:rPr>
-        <w:t xml:space="preserve">Java · </w:t>
+        <w:t xml:space="preserve">Selenium WebDriver</w:t>
+      </w:r>
+      <w:r>
+        <w:rPr>
+          <w:rFonts w:ascii="Calibri" w:cs="Calibri" w:eastAsia="Calibri" w:hAnsi="Calibri"/>
+          <w:color w:val="3D4451"/>
+          <w:sz w:val="20"/>
+          <w:szCs w:val="20"/>
+        </w:rPr>
+        <w:t xml:space="preserve"> · </w:t>
       </w:r>
       <w:r>
         <w:rPr>
@@ -301,6 +267,62 @@
           <w:highlight w:val="yellow"/>
           <w:highlightCs w:val="yellow"/>
         </w:rPr>
+        <w:t xml:space="preserve">Playwright</w:t>
+      </w:r>
+      <w:r>
+        <w:rPr>
+          <w:rFonts w:ascii="Calibri" w:cs="Calibri" w:eastAsia="Calibri" w:hAnsi="Calibri"/>
+          <w:color w:val="3D4451"/>
+          <w:sz w:val="20"/>
+          <w:szCs w:val="20"/>
+        </w:rPr>
+        <w:t xml:space="preserve"> · Cucumber (BDD) · TestNG · Page Object Model · </w:t>
+      </w:r>
+      <w:r>
+        <w:rPr>
+          <w:rFonts w:ascii="Calibri" w:cs="Calibri" w:eastAsia="Calibri" w:hAnsi="Calibri"/>
+          <w:color w:val="3D4451"/>
+          <w:sz w:val="20"/>
+          <w:szCs w:val="20"/>
+          <w:highlight w:val="yellow"/>
+          <w:highlightCs w:val="yellow"/>
+        </w:rPr>
+        <w:t xml:space="preserve">Selenium Grid</w:t>
+      </w:r>
+    </w:p>
+    <w:p>
+      <w:pPr>
+        <w:spacing w:after="55" w:line="250"/>
+      </w:pPr>
+      <w:r>
+        <w:rPr>
+          <w:rFonts w:ascii="Calibri" w:cs="Calibri" w:eastAsia="Calibri" w:hAnsi="Calibri"/>
+          <w:b/>
+          <w:bCs/>
+          <w:color w:val="1A1A1A"/>
+          <w:sz w:val="20"/>
+          <w:szCs w:val="20"/>
+        </w:rPr>
+        <w:t xml:space="preserve">Languages  </w:t>
+      </w:r>
+      <w:r>
+        <w:rPr>
+          <w:rFonts w:ascii="Calibri" w:cs="Calibri" w:eastAsia="Calibri" w:hAnsi="Calibri"/>
+          <w:color w:val="3D4451"/>
+          <w:sz w:val="20"/>
+          <w:szCs w:val="20"/>
+        </w:rPr>
+        <w:t xml:space="preserve">Java · </w:t>
+      </w:r>
+      <w:r>
+        <w:rPr>
+          <w:rFonts w:ascii="Calibri" w:cs="Calibri" w:eastAsia="Calibri" w:hAnsi="Calibri"/>
+          <w:color w:val="3D4451"/>
+          <w:sz w:val="20"/>
+          <w:szCs w:val="20"/>
+          <w:highlight w:val="yellow"/>
+          <w:highlightCs w:val="yellow"/>
+        </w:rPr>
         <w:t xml:space="preserve">TypeScript</w:t>
       </w:r>
       <w:r>
@@ -326,6 +348,91 @@
           <w:sz w:val="20"/>
           <w:szCs w:val="20"/>
         </w:rPr>
+        <w:t xml:space="preserve">Test Management &amp; Methodology  </w:t>
+      </w:r>
+      <w:r>
+        <w:rPr>
+          <w:rFonts w:ascii="Calibri" w:cs="Calibri" w:eastAsia="Calibri" w:hAnsi="Calibri"/>
+          <w:color w:val="3D4451"/>
+          <w:sz w:val="20"/>
+          <w:szCs w:val="20"/>
+        </w:rPr>
+        <w:t xml:space="preserve">TestRail · </w:t>
+      </w:r>
+      <w:r>
+        <w:rPr>
+          <w:rFonts w:ascii="Calibri" w:cs="Calibri" w:eastAsia="Calibri" w:hAnsi="Calibri"/>
+          <w:color w:val="3D4451"/>
+          <w:sz w:val="20"/>
+          <w:szCs w:val="20"/>
+          <w:highlight w:val="yellow"/>
+          <w:highlightCs w:val="yellow"/>
+        </w:rPr>
+        <w:t xml:space="preserve">XRay</w:t>
+      </w:r>
+      <w:r>
+        <w:rPr>
+          <w:rFonts w:ascii="Calibri" w:cs="Calibri" w:eastAsia="Calibri" w:hAnsi="Calibri"/>
+          <w:color w:val="3D4451"/>
+          <w:sz w:val="20"/>
+          <w:szCs w:val="20"/>
+        </w:rPr>
+        <w:t xml:space="preserve"> · </w:t>
+      </w:r>
+      <w:r>
+        <w:rPr>
+          <w:rFonts w:ascii="Calibri" w:cs="Calibri" w:eastAsia="Calibri" w:hAnsi="Calibri"/>
+          <w:color w:val="3D4451"/>
+          <w:sz w:val="20"/>
+          <w:szCs w:val="20"/>
+          <w:highlight w:val="yellow"/>
+          <w:highlightCs w:val="yellow"/>
+        </w:rPr>
+        <w:t xml:space="preserve">Jira</w:t>
+      </w:r>
+      <w:r>
+        <w:rPr>
+          <w:rFonts w:ascii="Calibri" w:cs="Calibri" w:eastAsia="Calibri" w:hAnsi="Calibri"/>
+          <w:color w:val="3D4451"/>
+          <w:sz w:val="20"/>
+          <w:szCs w:val="20"/>
+        </w:rPr>
+        <w:t xml:space="preserve"> · Agile Scrum · Kanban · </w:t>
+      </w:r>
+      <w:r>
+        <w:rPr>
+          <w:rFonts w:ascii="Calibri" w:cs="Calibri" w:eastAsia="Calibri" w:hAnsi="Calibri"/>
+          <w:color w:val="3D4451"/>
+          <w:sz w:val="20"/>
+          <w:szCs w:val="20"/>
+          <w:highlight w:val="yellow"/>
+          <w:highlightCs w:val="yellow"/>
+        </w:rPr>
+        <w:t xml:space="preserve">Test Planning &amp; Case Design</w:t>
+      </w:r>
+      <w:r>
+        <w:rPr>
+          <w:rFonts w:ascii="Calibri" w:cs="Calibri" w:eastAsia="Calibri" w:hAnsi="Calibri"/>
+          <w:color w:val="3D4451"/>
+          <w:sz w:val="20"/>
+          <w:szCs w:val="20"/>
+        </w:rPr>
+        <w:t xml:space="preserve"> · Defect Tracking &amp; Reporting · SDLC / STLC</w:t>
+      </w:r>
+    </w:p>
+    <w:p>
+      <w:pPr>
+        <w:spacing w:after="55" w:line="250"/>
+      </w:pPr>
+      <w:r>
+        <w:rPr>
+          <w:rFonts w:ascii="Calibri" w:cs="Calibri" w:eastAsia="Calibri" w:hAnsi="Calibri"/>
+          <w:b/>
+          <w:bCs/>
+          <w:color w:val="1A1A1A"/>
+          <w:sz w:val="20"/>
+          <w:szCs w:val="20"/>
+        </w:rPr>
         <w:t xml:space="preserve">API &amp; Backend Testing  </w:t>
       </w:r>
       <w:r>
@@ -335,7 +442,38 @@
           <w:sz w:val="20"/>
           <w:szCs w:val="20"/>
         </w:rPr>
-        <w:t xml:space="preserve">REST Assured · Postman · Python API test scripts</w:t>
+        <w:t xml:space="preserve">REST Assured · </w:t>
+      </w:r>
+      <w:r>
+        <w:rPr>
+          <w:rFonts w:ascii="Calibri" w:cs="Calibri" w:eastAsia="Calibri" w:hAnsi="Calibri"/>
+          <w:color w:val="3D4451"/>
+          <w:sz w:val="20"/>
+          <w:szCs w:val="20"/>
+          <w:highlight w:val="yellow"/>
+          <w:highlightCs w:val="yellow"/>
+        </w:rPr>
+        <w:t xml:space="preserve">Postman</w:t>
+      </w:r>
+      <w:r>
+        <w:rPr>
+          <w:rFonts w:ascii="Calibri" w:cs="Calibri" w:eastAsia="Calibri" w:hAnsi="Calibri"/>
+          <w:color w:val="3D4451"/>
+          <w:sz w:val="20"/>
+          <w:szCs w:val="20"/>
+        </w:rPr>
+        <w:t xml:space="preserve"> · </w:t>
+      </w:r>
+      <w:r>
+        <w:rPr>
+          <w:rFonts w:ascii="Calibri" w:cs="Calibri" w:eastAsia="Calibri" w:hAnsi="Calibri"/>
+          <w:color w:val="3D4451"/>
+          <w:sz w:val="20"/>
+          <w:szCs w:val="20"/>
+          <w:highlight w:val="yellow"/>
+          <w:highlightCs w:val="yellow"/>
+        </w:rPr>
+        <w:t xml:space="preserve">Python API test scripts</w:t>
       </w:r>
     </w:p>
     <w:p>
@@ -351,16 +489,16 @@
           <w:sz w:val="20"/>
           <w:szCs w:val="20"/>
         </w:rPr>
-        <w:t xml:space="preserve">CI/CD &amp; Build Tools  </w:t>
-      </w:r>
-      <w:r>
-        <w:rPr>
-          <w:rFonts w:ascii="Calibri" w:cs="Calibri" w:eastAsia="Calibri" w:hAnsi="Calibri"/>
-          <w:color w:val="3D4451"/>
-          <w:sz w:val="20"/>
-          <w:szCs w:val="20"/>
-        </w:rPr>
-        <w:t xml:space="preserve">Jenkins · Gradle · Maven · Travis CI · Git · GitHub</w:t>
+        <w:t xml:space="preserve">CI/CD, Build &amp; Cloud  </w:t>
+      </w:r>
+      <w:r>
+        <w:rPr>
+          <w:rFonts w:ascii="Calibri" w:cs="Calibri" w:eastAsia="Calibri" w:hAnsi="Calibri"/>
+          <w:color w:val="3D4451"/>
+          <w:sz w:val="20"/>
+          <w:szCs w:val="20"/>
+        </w:rPr>
+        <w:t xml:space="preserve">Jenkins · Gradle · Maven · Travis CI · Git · GitHub · AWS</w:t>
       </w:r>
     </w:p>
     <w:p>
@@ -376,16 +514,16 @@
           <w:sz w:val="20"/>
           <w:szCs w:val="20"/>
         </w:rPr>
-        <w:t xml:space="preserve">Test Management &amp; Methodology  </w:t>
-      </w:r>
-      <w:r>
-        <w:rPr>
-          <w:rFonts w:ascii="Calibri" w:cs="Calibri" w:eastAsia="Calibri" w:hAnsi="Calibri"/>
-          <w:color w:val="3D4451"/>
-          <w:sz w:val="20"/>
-          <w:szCs w:val="20"/>
-        </w:rPr>
-        <w:t xml:space="preserve">TestRail · XRay · Jira · Agile Scrum · Kanban · Test Planning &amp; Case Design · Defect Tracking &amp; Reporting</w:t>
+        <w:t xml:space="preserve">Platforms Tested  </w:t>
+      </w:r>
+      <w:r>
+        <w:rPr>
+          <w:rFonts w:ascii="Calibri" w:cs="Calibri" w:eastAsia="Calibri" w:hAnsi="Calibri"/>
+          <w:color w:val="3D4451"/>
+          <w:sz w:val="20"/>
+          <w:szCs w:val="20"/>
+        </w:rPr>
+        <w:t xml:space="preserve">Web (Chrome, Firefox, IE) · Windows Desktop · Android · iOS · Mobile / Tablet</w:t>
       </w:r>
     </w:p>
     <w:p>
@@ -411,6 +549,100 @@
           <w:szCs w:val="20"/>
         </w:rPr>
         <w:t xml:space="preserve">Automotive Infotainment Systems (VW) · E-commerce Platforms (Magento) · Enterprise Web Applications</w:t>
+      </w:r>
+    </w:p>
+    <w:p>
+      <w:pPr>
+        <w:spacing w:after="55" w:line="250"/>
+      </w:pPr>
+      <w:r>
+        <w:rPr>
+          <w:rFonts w:ascii="Calibri" w:cs="Calibri" w:eastAsia="Calibri" w:hAnsi="Calibri"/>
+          <w:b/>
+          <w:bCs/>
+          <w:color w:val="B02A1F"/>
+          <w:sz w:val="20"/>
+          <w:szCs w:val="20"/>
+        </w:rPr>
+        <w:t xml:space="preserve">[Gate skills — fill or delete this row]</w:t>
+      </w:r>
+      <w:r>
+        <w:rPr>
+          <w:rFonts w:ascii="Calibri" w:cs="Calibri" w:eastAsia="Calibri" w:hAnsi="Calibri"/>
+          <w:b/>
+          <w:bCs/>
+          <w:color w:val="1A1A1A"/>
+          <w:sz w:val="20"/>
+          <w:szCs w:val="20"/>
+        </w:rPr>
+        <w:t xml:space="preserve">  </w:t>
+      </w:r>
+      <w:r>
+        <w:rPr>
+          <w:rFonts w:ascii="Calibri" w:cs="Calibri" w:eastAsia="Calibri" w:hAnsi="Calibri"/>
+          <w:b/>
+          <w:bCs/>
+          <w:color w:val="B02A1F"/>
+          <w:sz w:val="20"/>
+          <w:szCs w:val="20"/>
+        </w:rPr>
+        <w:t xml:space="preserve">[JavaScript]</w:t>
+      </w:r>
+      <w:r>
+        <w:rPr>
+          <w:rFonts w:ascii="Calibri" w:cs="Calibri" w:eastAsia="Calibri" w:hAnsi="Calibri"/>
+          <w:color w:val="3D4451"/>
+          <w:sz w:val="20"/>
+          <w:szCs w:val="20"/>
+        </w:rPr>
+        <w:t xml:space="preserve"> · </w:t>
+      </w:r>
+      <w:r>
+        <w:rPr>
+          <w:rFonts w:ascii="Calibri" w:cs="Calibri" w:eastAsia="Calibri" w:hAnsi="Calibri"/>
+          <w:b/>
+          <w:bCs/>
+          <w:color w:val="B02A1F"/>
+          <w:sz w:val="20"/>
+          <w:szCs w:val="20"/>
+        </w:rPr>
+        <w:t xml:space="preserve">[JUnit]</w:t>
+      </w:r>
+      <w:r>
+        <w:rPr>
+          <w:rFonts w:ascii="Calibri" w:cs="Calibri" w:eastAsia="Calibri" w:hAnsi="Calibri"/>
+          <w:color w:val="3D4451"/>
+          <w:sz w:val="20"/>
+          <w:szCs w:val="20"/>
+        </w:rPr>
+        <w:t xml:space="preserve"> · </w:t>
+      </w:r>
+      <w:r>
+        <w:rPr>
+          <w:rFonts w:ascii="Calibri" w:cs="Calibri" w:eastAsia="Calibri" w:hAnsi="Calibri"/>
+          <w:b/>
+          <w:bCs/>
+          <w:color w:val="B02A1F"/>
+          <w:sz w:val="20"/>
+          <w:szCs w:val="20"/>
+        </w:rPr>
+        <w:t xml:space="preserve">[SAP Sales Processes]</w:t>
+      </w:r>
+    </w:p>
+    <w:p>
+      <w:pPr>
+        <w:spacing w:after="60" w:before="60" w:line="240"/>
+      </w:pPr>
+      <w:r>
+        <w:rPr>
+          <w:rFonts w:ascii="Calibri" w:cs="Calibri" w:eastAsia="Calibri" w:hAnsi="Calibri"/>
+          <w:i/>
+          <w:iCs/>
+          <w:color w:val="B02A1F"/>
+          <w:sz w:val="17"/>
+          <w:szCs w:val="17"/>
+        </w:rPr>
+        <w:t xml:space="preserve">JD MISMATCH — the posting requires candidates to be based in Bangalore and states internal candidates are preferred. You are Berlin-based — confirm relocation is acceptable before applying.  FILL-IN RULE — every item in the bracketed row above is named by this job description but is not evidenced anywhere in your source resume. Keep only what you have genuinely shipped with and could be questioned on for twenty minutes; delete the rest, then delete the row label itself. Do not soften an entry to "exposure to".</w:t>
       </w:r>
     </w:p>
     <w:p>
@@ -558,26 +790,46 @@
           <w:sz w:val="20"/>
           <w:szCs w:val="20"/>
         </w:rPr>
+        <w:t xml:space="preserve">Build and maintain test automation for the Zertificon website using the Cucumber framework with </w:t>
+      </w:r>
+      <w:r>
+        <w:rPr>
+          <w:rFonts w:ascii="Calibri" w:cs="Calibri" w:eastAsia="Calibri" w:hAnsi="Calibri"/>
+          <w:color w:val="3D4451"/>
+          <w:sz w:val="20"/>
+          <w:szCs w:val="20"/>
+          <w:highlight w:val="yellow"/>
+          <w:highlightCs w:val="yellow"/>
+        </w:rPr>
+        <w:t xml:space="preserve">Selenium</w:t>
+      </w:r>
+      <w:r>
+        <w:rPr>
+          <w:rFonts w:ascii="Calibri" w:cs="Calibri" w:eastAsia="Calibri" w:hAnsi="Calibri"/>
+          <w:color w:val="3D4451"/>
+          <w:sz w:val="20"/>
+          <w:szCs w:val="20"/>
+        </w:rPr>
+        <w:t xml:space="preserve"> and Java.</w:t>
+      </w:r>
+    </w:p>
+    <w:p>
+      <w:pPr>
+        <w:pStyle w:val="ListParagraph"/>
+        <w:numPr>
+          <w:ilvl w:val="0"/>
+          <w:numId w:val="2"/>
+        </w:numPr>
+        <w:spacing w:after="55" w:line="250"/>
+      </w:pPr>
+      <w:r>
+        <w:rPr>
+          <w:rFonts w:ascii="Calibri" w:cs="Calibri" w:eastAsia="Calibri" w:hAnsi="Calibri"/>
+          <w:color w:val="3D4451"/>
+          <w:sz w:val="20"/>
+          <w:szCs w:val="20"/>
+        </w:rPr>
         <w:t xml:space="preserve">Design and build test automation from scratch using the Cucumber framework for Windows-based, Android, and iOS Zertificon applications.</w:t>
-      </w:r>
-    </w:p>
-    <w:p>
-      <w:pPr>
-        <w:pStyle w:val="ListParagraph"/>
-        <w:numPr>
-          <w:ilvl w:val="0"/>
-          <w:numId w:val="2"/>
-        </w:numPr>
-        <w:spacing w:after="55" w:line="250"/>
-      </w:pPr>
-      <w:r>
-        <w:rPr>
-          <w:rFonts w:ascii="Calibri" w:cs="Calibri" w:eastAsia="Calibri" w:hAnsi="Calibri"/>
-          <w:color w:val="3D4451"/>
-          <w:sz w:val="20"/>
-          <w:szCs w:val="20"/>
-        </w:rPr>
-        <w:t xml:space="preserve">Build and maintain test automation for the Zertificon website using the Cucumber framework with Selenium and Java.</w:t>
       </w:r>
     </w:p>
     <w:p>
@@ -703,6 +955,123 @@
           <w:sz w:val="20"/>
           <w:szCs w:val="20"/>
         </w:rPr>
+        <w:t xml:space="preserve">Designed a test automation framework using Selenium, Java, and TestNG for the in-car infotainment app.</w:t>
+      </w:r>
+    </w:p>
+    <w:p>
+      <w:pPr>
+        <w:pStyle w:val="ListParagraph"/>
+        <w:numPr>
+          <w:ilvl w:val="0"/>
+          <w:numId w:val="2"/>
+        </w:numPr>
+        <w:spacing w:after="55" w:line="250"/>
+      </w:pPr>
+      <w:r>
+        <w:rPr>
+          <w:rFonts w:ascii="Calibri" w:cs="Calibri" w:eastAsia="Calibri" w:hAnsi="Calibri"/>
+          <w:color w:val="3D4451"/>
+          <w:sz w:val="20"/>
+          <w:szCs w:val="20"/>
+        </w:rPr>
+        <w:t xml:space="preserve">Automated infotainment system backend </w:t>
+      </w:r>
+      <w:r>
+        <w:rPr>
+          <w:rFonts w:ascii="Calibri" w:cs="Calibri" w:eastAsia="Calibri" w:hAnsi="Calibri"/>
+          <w:color w:val="3D4451"/>
+          <w:sz w:val="20"/>
+          <w:szCs w:val="20"/>
+          <w:highlight w:val="yellow"/>
+          <w:highlightCs w:val="yellow"/>
+        </w:rPr>
+        <w:t xml:space="preserve">API</w:t>
+      </w:r>
+      <w:r>
+        <w:rPr>
+          <w:rFonts w:ascii="Calibri" w:cs="Calibri" w:eastAsia="Calibri" w:hAnsi="Calibri"/>
+          <w:color w:val="3D4451"/>
+          <w:sz w:val="20"/>
+          <w:szCs w:val="20"/>
+        </w:rPr>
+        <w:t xml:space="preserve">s using the REST Assured framework and </w:t>
+      </w:r>
+      <w:r>
+        <w:rPr>
+          <w:rFonts w:ascii="Calibri" w:cs="Calibri" w:eastAsia="Calibri" w:hAnsi="Calibri"/>
+          <w:color w:val="3D4451"/>
+          <w:sz w:val="20"/>
+          <w:szCs w:val="20"/>
+          <w:highlight w:val="yellow"/>
+          <w:highlightCs w:val="yellow"/>
+        </w:rPr>
+        <w:t xml:space="preserve">Postman</w:t>
+      </w:r>
+      <w:r>
+        <w:rPr>
+          <w:rFonts w:ascii="Calibri" w:cs="Calibri" w:eastAsia="Calibri" w:hAnsi="Calibri"/>
+          <w:color w:val="3D4451"/>
+          <w:sz w:val="20"/>
+          <w:szCs w:val="20"/>
+        </w:rPr>
+        <w:t xml:space="preserve"> for manual API testing.</w:t>
+      </w:r>
+    </w:p>
+    <w:p>
+      <w:pPr>
+        <w:pStyle w:val="ListParagraph"/>
+        <w:numPr>
+          <w:ilvl w:val="0"/>
+          <w:numId w:val="2"/>
+        </w:numPr>
+        <w:spacing w:after="55" w:line="250"/>
+      </w:pPr>
+      <w:r>
+        <w:rPr>
+          <w:rFonts w:ascii="Calibri" w:cs="Calibri" w:eastAsia="Calibri" w:hAnsi="Calibri"/>
+          <w:color w:val="3D4451"/>
+          <w:sz w:val="20"/>
+          <w:szCs w:val="20"/>
+        </w:rPr>
+        <w:t xml:space="preserve">Wrote test cases for the infotainment car application in the </w:t>
+      </w:r>
+      <w:r>
+        <w:rPr>
+          <w:rFonts w:ascii="Calibri" w:cs="Calibri" w:eastAsia="Calibri" w:hAnsi="Calibri"/>
+          <w:color w:val="3D4451"/>
+          <w:sz w:val="20"/>
+          <w:szCs w:val="20"/>
+          <w:highlight w:val="yellow"/>
+          <w:highlightCs w:val="yellow"/>
+        </w:rPr>
+        <w:t xml:space="preserve">XRay</w:t>
+      </w:r>
+      <w:r>
+        <w:rPr>
+          <w:rFonts w:ascii="Calibri" w:cs="Calibri" w:eastAsia="Calibri" w:hAnsi="Calibri"/>
+          <w:color w:val="3D4451"/>
+          <w:sz w:val="20"/>
+          <w:szCs w:val="20"/>
+        </w:rPr>
+        <w:t xml:space="preserve"> test case management tool and produced daily and weekly status reports.</w:t>
+      </w:r>
+    </w:p>
+    <w:p>
+      <w:pPr>
+        <w:pStyle w:val="ListParagraph"/>
+        <w:numPr>
+          <w:ilvl w:val="0"/>
+          <w:numId w:val="2"/>
+        </w:numPr>
+        <w:spacing w:after="55" w:line="250"/>
+      </w:pPr>
+      <w:r>
+        <w:rPr>
+          <w:rFonts w:ascii="Calibri" w:cs="Calibri" w:eastAsia="Calibri" w:hAnsi="Calibri"/>
+          <w:color w:val="3D4451"/>
+          <w:sz w:val="20"/>
+          <w:szCs w:val="20"/>
+        </w:rPr>
         <w:t xml:space="preserve">Owned testing of the Volkswagen in-car infotainment app "We Experience" for the VW Passat and VW Golf as the sole QA resource on the product.</w:t>
       </w:r>
     </w:p>
@@ -741,64 +1110,7 @@
           <w:sz w:val="20"/>
           <w:szCs w:val="20"/>
         </w:rPr>
-        <w:t xml:space="preserve">Designed a test automation framework using Selenium, Java, and TestNG for the in-car infotainment app.</w:t>
-      </w:r>
-    </w:p>
-    <w:p>
-      <w:pPr>
-        <w:pStyle w:val="ListParagraph"/>
-        <w:numPr>
-          <w:ilvl w:val="0"/>
-          <w:numId w:val="2"/>
-        </w:numPr>
-        <w:spacing w:after="55" w:line="250"/>
-      </w:pPr>
-      <w:r>
-        <w:rPr>
-          <w:rFonts w:ascii="Calibri" w:cs="Calibri" w:eastAsia="Calibri" w:hAnsi="Calibri"/>
-          <w:color w:val="3D4451"/>
-          <w:sz w:val="20"/>
-          <w:szCs w:val="20"/>
-        </w:rPr>
-        <w:t xml:space="preserve">Automated infotainment system backend APIs using the REST Assured framework and Postman for manual API testing.</w:t>
-      </w:r>
-    </w:p>
-    <w:p>
-      <w:pPr>
-        <w:pStyle w:val="ListParagraph"/>
-        <w:numPr>
-          <w:ilvl w:val="0"/>
-          <w:numId w:val="2"/>
-        </w:numPr>
-        <w:spacing w:after="55" w:line="250"/>
-      </w:pPr>
-      <w:r>
-        <w:rPr>
-          <w:rFonts w:ascii="Calibri" w:cs="Calibri" w:eastAsia="Calibri" w:hAnsi="Calibri"/>
-          <w:color w:val="3D4451"/>
-          <w:sz w:val="20"/>
-          <w:szCs w:val="20"/>
-        </w:rPr>
         <w:t xml:space="preserve">Used Maven as the build management tool and Jenkins / Travis CI for continuous integration.</w:t>
-      </w:r>
-    </w:p>
-    <w:p>
-      <w:pPr>
-        <w:pStyle w:val="ListParagraph"/>
-        <w:numPr>
-          <w:ilvl w:val="0"/>
-          <w:numId w:val="2"/>
-        </w:numPr>
-        <w:spacing w:after="55" w:line="250"/>
-      </w:pPr>
-      <w:r>
-        <w:rPr>
-          <w:rFonts w:ascii="Calibri" w:cs="Calibri" w:eastAsia="Calibri" w:hAnsi="Calibri"/>
-          <w:color w:val="3D4451"/>
-          <w:sz w:val="20"/>
-          <w:szCs w:val="20"/>
-        </w:rPr>
-        <w:t xml:space="preserve">Wrote test cases for the infotainment car application in the XRay test case management tool and produced daily and weekly status reports.</w:t>
       </w:r>
     </w:p>
     <w:p>
@@ -886,6 +1198,64 @@
           <w:sz w:val="20"/>
           <w:szCs w:val="20"/>
         </w:rPr>
+        <w:t xml:space="preserve">Designed a test automation framework using Selenium with Java in the Page Object Model pattern, using Maven as the build management tool.</w:t>
+      </w:r>
+    </w:p>
+    <w:p>
+      <w:pPr>
+        <w:pStyle w:val="ListParagraph"/>
+        <w:numPr>
+          <w:ilvl w:val="0"/>
+          <w:numId w:val="2"/>
+        </w:numPr>
+        <w:spacing w:after="55" w:line="250"/>
+      </w:pPr>
+      <w:r>
+        <w:rPr>
+          <w:rFonts w:ascii="Calibri" w:cs="Calibri" w:eastAsia="Calibri" w:hAnsi="Calibri"/>
+          <w:color w:val="3D4451"/>
+          <w:sz w:val="20"/>
+          <w:szCs w:val="20"/>
+        </w:rPr>
+        <w:t xml:space="preserve">Performed the complete testing lifecycle — </w:t>
+      </w:r>
+      <w:r>
+        <w:rPr>
+          <w:rFonts w:ascii="Calibri" w:cs="Calibri" w:eastAsia="Calibri" w:hAnsi="Calibri"/>
+          <w:color w:val="3D4451"/>
+          <w:sz w:val="20"/>
+          <w:szCs w:val="20"/>
+          <w:highlight w:val="yellow"/>
+          <w:highlightCs w:val="yellow"/>
+        </w:rPr>
+        <w:t xml:space="preserve">regression</w:t>
+      </w:r>
+      <w:r>
+        <w:rPr>
+          <w:rFonts w:ascii="Calibri" w:cs="Calibri" w:eastAsia="Calibri" w:hAnsi="Calibri"/>
+          <w:color w:val="3D4451"/>
+          <w:sz w:val="20"/>
+          <w:szCs w:val="20"/>
+        </w:rPr>
+        <w:t xml:space="preserve"> testing of fixed bugs and new builds, sanity testing, and user testing — following Scrum and Kanban.</w:t>
+      </w:r>
+    </w:p>
+    <w:p>
+      <w:pPr>
+        <w:pStyle w:val="ListParagraph"/>
+        <w:numPr>
+          <w:ilvl w:val="0"/>
+          <w:numId w:val="2"/>
+        </w:numPr>
+        <w:spacing w:after="55" w:line="250"/>
+      </w:pPr>
+      <w:r>
+        <w:rPr>
+          <w:rFonts w:ascii="Calibri" w:cs="Calibri" w:eastAsia="Calibri" w:hAnsi="Calibri"/>
+          <w:color w:val="3D4451"/>
+          <w:sz w:val="20"/>
+          <w:szCs w:val="20"/>
+        </w:rPr>
         <w:t xml:space="preserve">Owned testing for all 13 e-commerce shops across Europe as the sole QA engineer.</w:t>
       </w:r>
     </w:p>
@@ -905,25 +1275,6 @@
           <w:sz w:val="20"/>
           <w:szCs w:val="20"/>
         </w:rPr>
-        <w:t xml:space="preserve">Designed a test automation framework using Selenium with Java in the Page Object Model pattern, using Maven as the build management tool.</w:t>
-      </w:r>
-    </w:p>
-    <w:p>
-      <w:pPr>
-        <w:pStyle w:val="ListParagraph"/>
-        <w:numPr>
-          <w:ilvl w:val="0"/>
-          <w:numId w:val="2"/>
-        </w:numPr>
-        <w:spacing w:after="55" w:line="250"/>
-      </w:pPr>
-      <w:r>
-        <w:rPr>
-          <w:rFonts w:ascii="Calibri" w:cs="Calibri" w:eastAsia="Calibri" w:hAnsi="Calibri"/>
-          <w:color w:val="3D4451"/>
-          <w:sz w:val="20"/>
-          <w:szCs w:val="20"/>
-        </w:rPr>
         <w:t xml:space="preserve">Developed automation scripts using TestNG and ran automated test suites in Jenkins.</w:t>
       </w:r>
     </w:p>
@@ -1020,25 +1371,6 @@
           <w:szCs w:val="20"/>
         </w:rPr>
         <w:t xml:space="preserve">Used Git for version control and worked within AWS infrastructure.</w:t>
-      </w:r>
-    </w:p>
-    <w:p>
-      <w:pPr>
-        <w:pStyle w:val="ListParagraph"/>
-        <w:numPr>
-          <w:ilvl w:val="0"/>
-          <w:numId w:val="2"/>
-        </w:numPr>
-        <w:spacing w:after="55" w:line="250"/>
-      </w:pPr>
-      <w:r>
-        <w:rPr>
-          <w:rFonts w:ascii="Calibri" w:cs="Calibri" w:eastAsia="Calibri" w:hAnsi="Calibri"/>
-          <w:color w:val="3D4451"/>
-          <w:sz w:val="20"/>
-          <w:szCs w:val="20"/>
-        </w:rPr>
-        <w:t xml:space="preserve">Performed the complete testing lifecycle — regression testing of fixed bugs and new builds, sanity testing, and user testing — following Scrum and Kanban.</w:t>
       </w:r>
     </w:p>
     <w:p>
@@ -1233,7 +1565,27 @@
           <w:sz w:val="20"/>
           <w:szCs w:val="20"/>
         </w:rPr>
-        <w:t xml:space="preserve">Performed the complete testing lifecycle — regression, sanity, and user testing — applying SDLC quality practices and filing defects in Jira.</w:t>
+        <w:t xml:space="preserve">Performed the complete testing lifecycle — regression, sanity, and user testing — applying SDLC quality practices and filing defects in </w:t>
+      </w:r>
+      <w:r>
+        <w:rPr>
+          <w:rFonts w:ascii="Calibri" w:cs="Calibri" w:eastAsia="Calibri" w:hAnsi="Calibri"/>
+          <w:color w:val="3D4451"/>
+          <w:sz w:val="20"/>
+          <w:szCs w:val="20"/>
+          <w:highlight w:val="yellow"/>
+          <w:highlightCs w:val="yellow"/>
+        </w:rPr>
+        <w:t xml:space="preserve">Jira</w:t>
+      </w:r>
+      <w:r>
+        <w:rPr>
+          <w:rFonts w:ascii="Calibri" w:cs="Calibri" w:eastAsia="Calibri" w:hAnsi="Calibri"/>
+          <w:color w:val="3D4451"/>
+          <w:sz w:val="20"/>
+          <w:szCs w:val="20"/>
+        </w:rPr>
+        <w:t xml:space="preserve">.</w:t>
       </w:r>
     </w:p>
     <w:p>
